--- a/大型活动安防高阶叙事性模拟_第8组_王方宇_黄骏杰_刘益泽_李克轩.docx
+++ b/大型活动安防高阶叙事性模拟_第8组_王方宇_黄骏杰_刘益泽_李克轩.docx
@@ -854,153 +854,31 @@
               </m:ctrlPr>
             </m:fPr>
             <m:num>
-              <m:d>
-                <m:dPr>
+              <m:sSup>
+                <m:sSupPr>
                   <m:ctrlPr>
                     <w:rPr>
                       <w:rFonts w:ascii="Cambria Math" w:eastAsia="Cambria Math" w:hAnsi="Cambria Math"/>
                       <w:i/>
                     </w:rPr>
                   </m:ctrlPr>
-                </m:dPr>
+                </m:sSupPr>
                 <m:e>
-                  <m:sSup>
-                    <m:sSupPr>
+                  <m:d>
+                    <m:dPr>
                       <m:ctrlPr>
                         <w:rPr>
                           <w:rFonts w:ascii="Cambria Math" w:eastAsia="Cambria Math" w:hAnsi="Cambria Math"/>
                           <w:i/>
                         </w:rPr>
                       </m:ctrlPr>
-                    </m:sSupPr>
-                    <m:e>
-                      <m:d>
-                        <m:dPr>
-                          <m:ctrlPr>
-                            <w:rPr>
-                              <w:rFonts w:ascii="Cambria Math" w:eastAsia="Cambria Math" w:hAnsi="Cambria Math"/>
-                              <w:i/>
-                            </w:rPr>
-                          </m:ctrlPr>
-                        </m:dPr>
-                        <m:e>
-                          <m:r>
-                            <w:rPr>
-                              <w:rFonts w:ascii="Cambria Math" w:eastAsia="Cambria Math" w:hAnsi="Cambria Math"/>
-                            </w:rPr>
-                            <m:t>Λ</m:t>
-                          </m:r>
-                          <m:d>
-                            <m:dPr>
-                              <m:ctrlPr>
-                                <w:rPr>
-                                  <w:rFonts w:ascii="Cambria Math" w:eastAsia="Cambria Math" w:hAnsi="Cambria Math"/>
-                                  <w:i/>
-                                </w:rPr>
-                              </m:ctrlPr>
-                            </m:dPr>
-                            <m:e>
-                              <m:sSub>
-                                <m:sSubPr>
-                                  <m:ctrlPr>
-                                    <w:rPr>
-                                      <w:rFonts w:ascii="Cambria Math" w:eastAsia="Cambria Math" w:hAnsi="Cambria Math"/>
-                                      <w:i/>
-                                    </w:rPr>
-                                  </m:ctrlPr>
-                                </m:sSubPr>
-                                <m:e>
-                                  <m:r>
-                                    <w:rPr>
-                                      <w:rFonts w:ascii="Cambria Math" w:eastAsia="Cambria Math" w:hAnsi="Cambria Math"/>
-                                    </w:rPr>
-                                    <m:t>t</m:t>
-                                  </m:r>
-                                </m:e>
-                                <m:sub>
-                                  <m:r>
-                                    <w:rPr>
-                                      <w:rFonts w:ascii="Cambria Math" w:eastAsia="Cambria Math" w:hAnsi="Cambria Math"/>
-                                    </w:rPr>
-                                    <m:t>1</m:t>
-                                  </m:r>
-                                </m:sub>
-                              </m:sSub>
-                              <m:r>
-                                <w:rPr>
-                                  <w:rFonts w:ascii="Cambria Math" w:eastAsia="Cambria Math" w:hAnsi="Cambria Math"/>
-                                </w:rPr>
-                                <m:t xml:space="preserve">, </m:t>
-                              </m:r>
-                              <m:sSub>
-                                <m:sSubPr>
-                                  <m:ctrlPr>
-                                    <w:rPr>
-                                      <w:rFonts w:ascii="Cambria Math" w:eastAsia="Cambria Math" w:hAnsi="Cambria Math"/>
-                                      <w:i/>
-                                    </w:rPr>
-                                  </m:ctrlPr>
-                                </m:sSubPr>
-                                <m:e>
-                                  <m:r>
-                                    <w:rPr>
-                                      <w:rFonts w:ascii="Cambria Math" w:eastAsia="Cambria Math" w:hAnsi="Cambria Math"/>
-                                    </w:rPr>
-                                    <m:t>t</m:t>
-                                  </m:r>
-                                </m:e>
-                                <m:sub>
-                                  <m:r>
-                                    <w:rPr>
-                                      <w:rFonts w:ascii="Cambria Math" w:eastAsia="Cambria Math" w:hAnsi="Cambria Math"/>
-                                    </w:rPr>
-                                    <m:t>2</m:t>
-                                  </m:r>
-                                </m:sub>
-                              </m:sSub>
-                            </m:e>
-                          </m:d>
-                        </m:e>
-                      </m:d>
-                    </m:e>
-                    <m:sup>
-                      <m:r>
-                        <w:rPr>
-                          <w:rFonts w:ascii="Cambria Math" w:eastAsia="Cambria Math" w:hAnsi="Cambria Math"/>
-                        </w:rPr>
-                        <m:t>k</m:t>
-                      </m:r>
-                    </m:sup>
-                  </m:sSup>
-                  <m:r>
-                    <w:rPr>
-                      <w:rFonts w:ascii="Cambria Math" w:eastAsia="Cambria Math" w:hAnsi="Cambria Math"/>
-                    </w:rPr>
-                    <m:t xml:space="preserve">· </m:t>
-                  </m:r>
-                  <m:sSup>
-                    <m:sSupPr>
-                      <m:ctrlPr>
-                        <w:rPr>
-                          <w:rFonts w:ascii="Cambria Math" w:eastAsia="Cambria Math" w:hAnsi="Cambria Math"/>
-                          <w:i/>
-                        </w:rPr>
-                      </m:ctrlPr>
-                    </m:sSupPr>
+                    </m:dPr>
                     <m:e>
                       <m:r>
                         <w:rPr>
                           <w:rFonts w:ascii="Cambria Math" w:eastAsia="Cambria Math" w:hAnsi="Cambria Math"/>
                         </w:rPr>
-                        <m:t>e</m:t>
-                      </m:r>
-                    </m:e>
-                    <m:sup>
-                      <m:r>
-                        <w:rPr>
-                          <w:rFonts w:ascii="Cambria Math" w:eastAsia="Cambria Math" w:hAnsi="Cambria Math"/>
-                        </w:rPr>
-                        <m:t>-Λ</m:t>
+                        <m:t>Λ</m:t>
                       </m:r>
                       <m:d>
                         <m:dPr>
@@ -1072,31 +950,130 @@
                           </m:sSub>
                         </m:e>
                       </m:d>
-                    </m:sup>
-                  </m:sSup>
+                    </m:e>
+                  </m:d>
                 </m:e>
-              </m:d>
-            </m:num>
-            <m:den/>
-          </m:f>
-          <m:d>
-            <m:dPr>
-              <m:ctrlPr>
+                <m:sup>
+                  <m:r>
+                    <w:rPr>
+                      <w:rFonts w:ascii="Cambria Math" w:eastAsia="Cambria Math" w:hAnsi="Cambria Math"/>
+                    </w:rPr>
+                    <m:t>k</m:t>
+                  </m:r>
+                </m:sup>
+              </m:sSup>
+              <m:r>
                 <w:rPr>
                   <w:rFonts w:ascii="Cambria Math" w:eastAsia="Cambria Math" w:hAnsi="Cambria Math"/>
-                  <w:i/>
                 </w:rPr>
-              </m:ctrlPr>
-            </m:dPr>
-            <m:e>
+                <m:t xml:space="preserve">· </m:t>
+              </m:r>
+              <m:sSup>
+                <m:sSupPr>
+                  <m:ctrlPr>
+                    <w:rPr>
+                      <w:rFonts w:ascii="Cambria Math" w:eastAsia="Cambria Math" w:hAnsi="Cambria Math"/>
+                      <w:i/>
+                    </w:rPr>
+                  </m:ctrlPr>
+                </m:sSupPr>
+                <m:e>
+                  <m:r>
+                    <w:rPr>
+                      <w:rFonts w:ascii="Cambria Math" w:eastAsia="Cambria Math" w:hAnsi="Cambria Math"/>
+                    </w:rPr>
+                    <m:t>e</m:t>
+                  </m:r>
+                </m:e>
+                <m:sup>
+                  <m:r>
+                    <w:rPr>
+                      <w:rFonts w:ascii="Cambria Math" w:eastAsia="Cambria Math" w:hAnsi="Cambria Math"/>
+                    </w:rPr>
+                    <m:t>-Λ</m:t>
+                  </m:r>
+                  <m:d>
+                    <m:dPr>
+                      <m:ctrlPr>
+                        <w:rPr>
+                          <w:rFonts w:ascii="Cambria Math" w:eastAsia="Cambria Math" w:hAnsi="Cambria Math"/>
+                          <w:i/>
+                        </w:rPr>
+                      </m:ctrlPr>
+                    </m:dPr>
+                    <m:e>
+                      <m:sSub>
+                        <m:sSubPr>
+                          <m:ctrlPr>
+                            <w:rPr>
+                              <w:rFonts w:ascii="Cambria Math" w:eastAsia="Cambria Math" w:hAnsi="Cambria Math"/>
+                              <w:i/>
+                            </w:rPr>
+                          </m:ctrlPr>
+                        </m:sSubPr>
+                        <m:e>
+                          <m:r>
+                            <w:rPr>
+                              <w:rFonts w:ascii="Cambria Math" w:eastAsia="Cambria Math" w:hAnsi="Cambria Math"/>
+                            </w:rPr>
+                            <m:t>t</m:t>
+                          </m:r>
+                        </m:e>
+                        <m:sub>
+                          <m:r>
+                            <w:rPr>
+                              <w:rFonts w:ascii="Cambria Math" w:eastAsia="Cambria Math" w:hAnsi="Cambria Math"/>
+                            </w:rPr>
+                            <m:t>1</m:t>
+                          </m:r>
+                        </m:sub>
+                      </m:sSub>
+                      <m:r>
+                        <w:rPr>
+                          <w:rFonts w:ascii="Cambria Math" w:eastAsia="Cambria Math" w:hAnsi="Cambria Math"/>
+                        </w:rPr>
+                        <m:t xml:space="preserve">, </m:t>
+                      </m:r>
+                      <m:sSub>
+                        <m:sSubPr>
+                          <m:ctrlPr>
+                            <w:rPr>
+                              <w:rFonts w:ascii="Cambria Math" w:eastAsia="Cambria Math" w:hAnsi="Cambria Math"/>
+                              <w:i/>
+                            </w:rPr>
+                          </m:ctrlPr>
+                        </m:sSubPr>
+                        <m:e>
+                          <m:r>
+                            <w:rPr>
+                              <w:rFonts w:ascii="Cambria Math" w:eastAsia="Cambria Math" w:hAnsi="Cambria Math"/>
+                            </w:rPr>
+                            <m:t>t</m:t>
+                          </m:r>
+                        </m:e>
+                        <m:sub>
+                          <m:r>
+                            <w:rPr>
+                              <w:rFonts w:ascii="Cambria Math" w:eastAsia="Cambria Math" w:hAnsi="Cambria Math"/>
+                            </w:rPr>
+                            <m:t>2</m:t>
+                          </m:r>
+                        </m:sub>
+                      </m:sSub>
+                    </m:e>
+                  </m:d>
+                </m:sup>
+              </m:sSup>
+            </m:num>
+            <m:den>
               <m:r>
                 <w:rPr>
                   <w:rFonts w:ascii="Cambria Math" w:eastAsia="Cambria Math" w:hAnsi="Cambria Math"/>
                 </w:rPr>
                 <m:t>k!</m:t>
               </m:r>
-            </m:e>
-          </m:d>
+            </m:den>
+          </m:f>
           <m:r>
             <w:rPr>
               <w:rFonts w:ascii="Cambria Math" w:eastAsia="Cambria Math" w:hAnsi="Cambria Math"/>
@@ -1130,6 +1107,7 @@
         <w:ind w:firstLine="420"/>
       </w:pPr>
       <w:r>
+        <w:lastRenderedPageBreak/>
         <w:t>其中，累计到达人数的期望值（即均值积分）为：</w:t>
       </w:r>
     </w:p>
@@ -1144,7 +1122,6 @@
             <w:rPr>
               <w:rFonts w:ascii="Cambria Math" w:eastAsia="Cambria Math" w:hAnsi="Cambria Math" w:hint="eastAsia"/>
             </w:rPr>
-            <w:lastRenderedPageBreak/>
             <m:t>Λ</m:t>
           </m:r>
           <m:d>
@@ -2827,7 +2804,11 @@
         <w:t>分钟到达数为</w:t>
       </w:r>
       <w:r>
-        <w:t xml:space="preserve"> A(t) ~ Poisson(λ(t)Δt)</w:t>
+        <w:t xml:space="preserve"> A(t) ~ </w:t>
+      </w:r>
+      <w:r>
+        <w:lastRenderedPageBreak/>
+        <w:t>Poisson(λ(t)Δt)</w:t>
       </w:r>
       <w:r>
         <w:t>，系统在该分钟的最大服务潜力为</w:t>
@@ -2997,7 +2978,6 @@
         <w:ind w:firstLine="420"/>
       </w:pPr>
       <w:r>
-        <w:lastRenderedPageBreak/>
         <w:t>该公式描述了一个在</w:t>
       </w:r>
       <w:r>
@@ -3140,6 +3120,12 @@
               </m:ctrlPr>
             </m:fPr>
             <m:num>
+              <m:r>
+                <w:rPr>
+                  <w:rFonts w:ascii="Cambria Math" w:eastAsia="Cambria Math" w:hAnsi="Cambria Math"/>
+                </w:rPr>
+                <m:t>P</m:t>
+              </m:r>
               <m:d>
                 <m:dPr>
                   <m:ctrlPr>
@@ -3154,73 +3140,44 @@
                     <w:rPr>
                       <w:rFonts w:ascii="Cambria Math" w:eastAsia="Cambria Math" w:hAnsi="Cambria Math"/>
                     </w:rPr>
-                    <m:t>P</m:t>
+                    <m:t>B</m:t>
                   </m:r>
-                  <m:d>
-                    <m:dPr>
-                      <m:ctrlPr>
-                        <w:rPr>
-                          <w:rFonts w:ascii="Cambria Math" w:eastAsia="Cambria Math" w:hAnsi="Cambria Math"/>
-                          <w:i/>
-                        </w:rPr>
-                      </m:ctrlPr>
-                    </m:dPr>
-                    <m:e>
-                      <m:r>
-                        <w:rPr>
-                          <w:rFonts w:ascii="Cambria Math" w:eastAsia="Cambria Math" w:hAnsi="Cambria Math"/>
-                        </w:rPr>
-                        <m:t>B</m:t>
-                      </m:r>
-                    </m:e>
-                    <m:e>
-                      <m:r>
-                        <w:rPr>
-                          <w:rFonts w:ascii="Cambria Math" w:eastAsia="Cambria Math" w:hAnsi="Cambria Math"/>
-                        </w:rPr>
-                        <m:t>T</m:t>
-                      </m:r>
-                    </m:e>
-                  </m:d>
+                </m:e>
+                <m:e>
                   <m:r>
                     <w:rPr>
                       <w:rFonts w:ascii="Cambria Math" w:eastAsia="Cambria Math" w:hAnsi="Cambria Math"/>
                     </w:rPr>
-                    <m:t>· P</m:t>
+                    <m:t>T</m:t>
                   </m:r>
-                  <m:d>
-                    <m:dPr>
-                      <m:ctrlPr>
-                        <w:rPr>
-                          <w:rFonts w:ascii="Cambria Math" w:eastAsia="Cambria Math" w:hAnsi="Cambria Math"/>
-                          <w:i/>
-                        </w:rPr>
-                      </m:ctrlPr>
-                    </m:dPr>
-                    <m:e>
-                      <m:r>
-                        <w:rPr>
-                          <w:rFonts w:ascii="Cambria Math" w:eastAsia="Cambria Math" w:hAnsi="Cambria Math"/>
-                        </w:rPr>
-                        <m:t>T</m:t>
-                      </m:r>
-                    </m:e>
-                  </m:d>
+                </m:e>
+              </m:d>
+              <m:r>
+                <w:rPr>
+                  <w:rFonts w:ascii="Cambria Math" w:eastAsia="Cambria Math" w:hAnsi="Cambria Math"/>
+                </w:rPr>
+                <m:t>· P</m:t>
+              </m:r>
+              <m:d>
+                <m:dPr>
+                  <m:ctrlPr>
+                    <w:rPr>
+                      <w:rFonts w:ascii="Cambria Math" w:eastAsia="Cambria Math" w:hAnsi="Cambria Math"/>
+                      <w:i/>
+                    </w:rPr>
+                  </m:ctrlPr>
+                </m:dPr>
+                <m:e>
+                  <m:r>
+                    <w:rPr>
+                      <w:rFonts w:ascii="Cambria Math" w:eastAsia="Cambria Math" w:hAnsi="Cambria Math"/>
+                    </w:rPr>
+                    <m:t>T</m:t>
+                  </m:r>
                 </m:e>
               </m:d>
             </m:num>
-            <m:den/>
-          </m:f>
-          <m:d>
-            <m:dPr>
-              <m:ctrlPr>
-                <w:rPr>
-                  <w:rFonts w:ascii="Cambria Math" w:eastAsia="Cambria Math" w:hAnsi="Cambria Math"/>
-                  <w:i/>
-                </w:rPr>
-              </m:ctrlPr>
-            </m:dPr>
-            <m:e>
+            <m:den>
               <m:r>
                 <w:rPr>
                   <w:rFonts w:ascii="Cambria Math" w:eastAsia="Cambria Math" w:hAnsi="Cambria Math"/>
@@ -3359,8 +3316,8 @@
                   </m:acc>
                 </m:e>
               </m:d>
-            </m:e>
-          </m:d>
+            </m:den>
+          </m:f>
         </m:oMath>
       </m:oMathPara>
     </w:p>
@@ -3458,45 +3415,22 @@
               </m:ctrlPr>
             </m:fPr>
             <m:num>
-              <m:d>
-                <m:dPr>
-                  <m:ctrlPr>
-                    <w:rPr>
-                      <w:rFonts w:ascii="Cambria Math" w:eastAsia="Cambria Math" w:hAnsi="Cambria Math"/>
-                      <w:i/>
-                    </w:rPr>
-                  </m:ctrlPr>
-                </m:dPr>
-                <m:e>
-                  <m:r>
-                    <w:rPr>
-                      <w:rFonts w:ascii="Cambria Math" w:eastAsia="Cambria Math" w:hAnsi="Cambria Math"/>
-                    </w:rPr>
-                    <m:t>0.95 × 0.000833</m:t>
-                  </m:r>
-                </m:e>
-              </m:d>
-            </m:num>
-            <m:den/>
-          </m:f>
-          <m:d>
-            <m:dPr>
-              <m:ctrlPr>
+              <m:r>
                 <w:rPr>
                   <w:rFonts w:ascii="Cambria Math" w:eastAsia="Cambria Math" w:hAnsi="Cambria Math"/>
-                  <w:i/>
                 </w:rPr>
-              </m:ctrlPr>
-            </m:dPr>
-            <m:e>
+                <m:t>0.95 × 0.000833</m:t>
+              </m:r>
+            </m:num>
+            <m:den>
               <m:r>
                 <w:rPr>
                   <w:rFonts w:ascii="Cambria Math" w:eastAsia="Cambria Math" w:hAnsi="Cambria Math"/>
                 </w:rPr>
                 <m:t>0.95 × 0.000833 + 0.005 × 0.999167</m:t>
               </m:r>
-            </m:e>
-          </m:d>
+            </m:den>
+          </m:f>
           <m:r>
             <w:rPr>
               <w:rFonts w:ascii="Cambria Math" w:eastAsia="Cambria Math" w:hAnsi="Cambria Math" w:hint="eastAsia"/>
@@ -3877,6 +3811,7 @@
             <w:rPr>
               <w:rFonts w:ascii="Cambria Math" w:eastAsia="Cambria Math" w:hAnsi="Cambria Math" w:hint="eastAsia"/>
             </w:rPr>
+            <w:lastRenderedPageBreak/>
             <m:t>τ</m:t>
           </m:r>
           <m:r>
@@ -4112,7 +4047,6 @@
             <w:rPr>
               <w:rFonts w:ascii="Cambria Math" w:eastAsia="Cambria Math" w:hAnsi="Cambria Math"/>
             </w:rPr>
-            <w:lastRenderedPageBreak/>
             <m:t>v</m:t>
           </m:r>
           <m:d>
@@ -4794,7 +4728,14 @@
               <w:rPr>
                 <w:sz w:val="21"/>
               </w:rPr>
-              <w:t>需启动疏导预案的队列规模（</w:t>
+              <w:t>需启动疏导预案的队列规模</w:t>
+            </w:r>
+            <w:r>
+              <w:rPr>
+                <w:sz w:val="21"/>
+              </w:rPr>
+              <w:lastRenderedPageBreak/>
+              <w:t>（</w:t>
             </w:r>
             <w:r>
               <w:rPr>
@@ -4824,6 +4765,7 @@
               <w:rPr>
                 <w:sz w:val="21"/>
               </w:rPr>
+              <w:lastRenderedPageBreak/>
               <w:t>风险个体占比</w:t>
             </w:r>
           </w:p>
@@ -5054,7 +4996,6 @@
         <w:ind w:firstLine="420"/>
       </w:pPr>
       <w:r>
-        <w:lastRenderedPageBreak/>
         <w:t>叙事版交互作品采用纯</w:t>
       </w:r>
       <w:r>
@@ -5242,7 +5183,7 @@
         </w:rPr>
         <w:lastRenderedPageBreak/>
         <w:drawing>
-          <wp:inline distT="0" distB="0" distL="0" distR="0" wp14:anchorId="61EEBF79" wp14:editId="1F347A99">
+          <wp:inline distT="0" distB="0" distL="0" distR="0" wp14:anchorId="58EB84E0" wp14:editId="5E5576F7">
             <wp:extent cx="5394960" cy="3596640"/>
             <wp:effectExtent l="0" t="0" r="0" b="0"/>
             <wp:docPr id="1" name="Picture 1"/>
@@ -5423,7 +5364,7 @@
         </w:rPr>
         <w:lastRenderedPageBreak/>
         <w:drawing>
-          <wp:inline distT="0" distB="0" distL="0" distR="0" wp14:anchorId="3B4FF9CD" wp14:editId="062F0C7C">
+          <wp:inline distT="0" distB="0" distL="0" distR="0" wp14:anchorId="0FC1C9A9" wp14:editId="18620966">
             <wp:extent cx="5394960" cy="3160293"/>
             <wp:effectExtent l="0" t="0" r="0" b="0"/>
             <wp:docPr id="2" name="Picture 2"/>
@@ -5604,7 +5545,7 @@
         </w:rPr>
         <w:lastRenderedPageBreak/>
         <w:drawing>
-          <wp:inline distT="0" distB="0" distL="0" distR="0" wp14:anchorId="55FEB0CF" wp14:editId="26D1E525">
+          <wp:inline distT="0" distB="0" distL="0" distR="0" wp14:anchorId="040F5FF5" wp14:editId="5CE0DB92">
             <wp:extent cx="5394960" cy="3160293"/>
             <wp:effectExtent l="0" t="0" r="0" b="0"/>
             <wp:docPr id="3" name="Picture 3"/>
@@ -5779,7 +5720,7 @@
         </w:rPr>
         <w:lastRenderedPageBreak/>
         <w:drawing>
-          <wp:inline distT="0" distB="0" distL="0" distR="0" wp14:anchorId="5D507E27" wp14:editId="74048378">
+          <wp:inline distT="0" distB="0" distL="0" distR="0" wp14:anchorId="39545844" wp14:editId="73CAF594">
             <wp:extent cx="5394960" cy="3160293"/>
             <wp:effectExtent l="0" t="0" r="0" b="0"/>
             <wp:docPr id="4" name="Picture 4"/>
@@ -8405,31 +8346,31 @@
       </w:rPr>
     </w:lvl>
   </w:abstractNum>
-  <w:num w:numId="1" w16cid:durableId="1049914358">
+  <w:num w:numId="1" w16cid:durableId="2064476048">
     <w:abstractNumId w:val="8"/>
   </w:num>
-  <w:num w:numId="2" w16cid:durableId="1426458169">
+  <w:num w:numId="2" w16cid:durableId="2101757069">
     <w:abstractNumId w:val="6"/>
   </w:num>
-  <w:num w:numId="3" w16cid:durableId="640617500">
+  <w:num w:numId="3" w16cid:durableId="377707690">
     <w:abstractNumId w:val="5"/>
   </w:num>
-  <w:num w:numId="4" w16cid:durableId="961693523">
+  <w:num w:numId="4" w16cid:durableId="338704933">
     <w:abstractNumId w:val="4"/>
   </w:num>
-  <w:num w:numId="5" w16cid:durableId="618538054">
+  <w:num w:numId="5" w16cid:durableId="1358435088">
     <w:abstractNumId w:val="7"/>
   </w:num>
-  <w:num w:numId="6" w16cid:durableId="18627421">
+  <w:num w:numId="6" w16cid:durableId="1499150006">
     <w:abstractNumId w:val="3"/>
   </w:num>
-  <w:num w:numId="7" w16cid:durableId="2083717568">
+  <w:num w:numId="7" w16cid:durableId="92090362">
     <w:abstractNumId w:val="2"/>
   </w:num>
-  <w:num w:numId="8" w16cid:durableId="1921326022">
+  <w:num w:numId="8" w16cid:durableId="1754233321">
     <w:abstractNumId w:val="1"/>
   </w:num>
-  <w:num w:numId="9" w16cid:durableId="1390229671">
+  <w:num w:numId="9" w16cid:durableId="322898638">
     <w:abstractNumId w:val="0"/>
   </w:num>
 </w:numbering>

--- a/大型活动安防高阶叙事性模拟_第8组_王方宇_黄骏杰_刘益泽_李克轩.docx
+++ b/大型活动安防高阶叙事性模拟_第8组_王方宇_黄骏杰_刘益泽_李克轩.docx
@@ -357,7 +357,7 @@
         <w:t xml:space="preserve"> 200 </w:t>
       </w:r>
       <w:r>
-        <w:t>警员小时。结果表明，单次仿真的平均值会系统性地低估尾部风险；错峰入场、通道冗余、降低误报与热点巡逻的组合策略在四个维度上均优于单一措施，为大型活动安防的量化决策提供了可复现的参考依据。</w:t>
+        <w:t>警员小时。结果表明，单次随机路径和均值指标可能掩盖尾部拥堵风险，因此安防决策应关注超过阈值的概率和分位数；错峰入场、通道冗余、降低误报与热点巡逻的组合策略在四个维度上均优于单一措施，为大型活动安防的量化决策提供了可复现的参考依据。</w:t>
       </w:r>
     </w:p>
     <w:p>
@@ -486,8 +486,6 @@
       <w:r>
         <w:t>附录（代码与运行说明）</w:t>
       </w:r>
-    </w:p>
-    <w:p>
       <w:r>
         <w:br w:type="page"/>
       </w:r>
@@ -1752,13 +1750,31 @@
         <w:t xml:space="preserve"> 60000</w:t>
       </w:r>
       <w:r>
-        <w:t>，即积分约束条件。系统模拟时，采用</w:t>
+        <w:t>，即积分约束条件。系统模拟时，作为连续时间非齐次泊松过程的离散时间近似，本项目采用分钟级离散化的非齐次泊松增量模拟，即在每一分钟生成</w:t>
+      </w:r>
+      <w:r>
+        <w:t xml:space="preserve"> A(t) ~ Poisson(λ(t)Δt)</w:t>
+      </w:r>
+      <w:r>
+        <w:t>（当时间步长</w:t>
+      </w:r>
+      <w:r>
+        <w:t xml:space="preserve"> Δt = 1 </w:t>
+      </w:r>
+      <w:r>
+        <w:t>分钟时，等价于</w:t>
+      </w:r>
+      <w:r>
+        <w:t xml:space="preserve"> Poisson(λ(t))</w:t>
+      </w:r>
+      <w:r>
+        <w:t>）。这在保证独立增量性质的同时，也极大提升了仿真计算效率。而</w:t>
       </w:r>
       <w:r>
         <w:t xml:space="preserve"> Lewis &amp; Shedler (1979) </w:t>
       </w:r>
       <w:r>
-        <w:t>的接受</w:t>
+        <w:t>提出的接受</w:t>
       </w:r>
       <w:r>
         <w:t>-</w:t>
@@ -1770,7 +1786,7 @@
         <w:t>Thinning Algorithm</w:t>
       </w:r>
       <w:r>
-        <w:t>）生成随机到达路径，从而精确复现非平稳泊松增量的物理性质。</w:t>
+        <w:t>）则是连续时间非齐次泊松过程的经典精确生成方法，本项目的分钟级离散化是一种实用且高效的数值近似。</w:t>
       </w:r>
     </w:p>
     <w:p>
@@ -2783,6 +2799,7 @@
         <w:ind w:firstLine="420"/>
       </w:pPr>
       <w:r>
+        <w:lastRenderedPageBreak/>
         <w:t>该系统在到达率</w:t>
       </w:r>
       <w:r>
@@ -2804,11 +2821,7 @@
         <w:t>分钟到达数为</w:t>
       </w:r>
       <w:r>
-        <w:t xml:space="preserve"> A(t) ~ </w:t>
-      </w:r>
-      <w:r>
-        <w:lastRenderedPageBreak/>
-        <w:t>Poisson(λ(t)Δt)</w:t>
+        <w:t xml:space="preserve"> A(t) ~ Poisson(λ(t)Δt)</w:t>
       </w:r>
       <w:r>
         <w:t>，系统在该分钟的最大服务潜力为</w:t>
@@ -3767,6 +3780,7 @@
         <w:ind w:firstLine="420"/>
       </w:pPr>
       <w:r>
+        <w:lastRenderedPageBreak/>
         <w:t>将场馆内部抽象为</w:t>
       </w:r>
       <w:r>
@@ -3811,7 +3825,6 @@
             <w:rPr>
               <w:rFonts w:ascii="Cambria Math" w:eastAsia="Cambria Math" w:hAnsi="Cambria Math" w:hint="eastAsia"/>
             </w:rPr>
-            <w:lastRenderedPageBreak/>
             <m:t>τ</m:t>
           </m:r>
           <m:r>
@@ -4436,6 +4449,7 @@
               <w:rPr>
                 <w:sz w:val="21"/>
               </w:rPr>
+              <w:lastRenderedPageBreak/>
               <w:t>总观众数</w:t>
             </w:r>
           </w:p>
@@ -4728,14 +4742,7 @@
               <w:rPr>
                 <w:sz w:val="21"/>
               </w:rPr>
-              <w:t>需启动疏导预案的队列规模</w:t>
-            </w:r>
-            <w:r>
-              <w:rPr>
-                <w:sz w:val="21"/>
-              </w:rPr>
-              <w:lastRenderedPageBreak/>
-              <w:t>（</w:t>
+              <w:t>需启动疏导预案的队列规模（</w:t>
             </w:r>
             <w:r>
               <w:rPr>
@@ -4765,7 +4772,6 @@
               <w:rPr>
                 <w:sz w:val="21"/>
               </w:rPr>
-              <w:lastRenderedPageBreak/>
               <w:t>风险个体占比</w:t>
             </w:r>
           </w:p>
@@ -5183,7 +5189,7 @@
         </w:rPr>
         <w:lastRenderedPageBreak/>
         <w:drawing>
-          <wp:inline distT="0" distB="0" distL="0" distR="0" wp14:anchorId="58EB84E0" wp14:editId="5E5576F7">
+          <wp:inline distT="0" distB="0" distL="0" distR="0" wp14:anchorId="582D3770" wp14:editId="59B49702">
             <wp:extent cx="5394960" cy="3596640"/>
             <wp:effectExtent l="0" t="0" r="0" b="0"/>
             <wp:docPr id="1" name="Picture 1"/>
@@ -5364,7 +5370,7 @@
         </w:rPr>
         <w:lastRenderedPageBreak/>
         <w:drawing>
-          <wp:inline distT="0" distB="0" distL="0" distR="0" wp14:anchorId="0FC1C9A9" wp14:editId="18620966">
+          <wp:inline distT="0" distB="0" distL="0" distR="0" wp14:anchorId="001200F8" wp14:editId="4DBBEA62">
             <wp:extent cx="5394960" cy="3160293"/>
             <wp:effectExtent l="0" t="0" r="0" b="0"/>
             <wp:docPr id="2" name="Picture 2"/>
@@ -5439,13 +5445,13 @@
         <w:t>以热力图形式展示了通道数（</w:t>
       </w:r>
       <w:r>
-        <w:t>34</w:t>
+        <w:t>32</w:t>
       </w:r>
       <w:r>
         <w:t>～</w:t>
       </w:r>
       <w:r>
-        <w:t xml:space="preserve">58 </w:t>
+        <w:t xml:space="preserve">38 </w:t>
       </w:r>
       <w:r>
         <w:t>个）与到达集中度（</w:t>
@@ -5460,61 +5466,109 @@
         <w:t>1.80</w:t>
       </w:r>
       <w:r>
-        <w:t>）两个参数正交扫描时的拥堵风险概率。结果表明，拥堵风险对到达集中度的敏感程度显著高于对通道数的敏感程度：当集中度从</w:t>
-      </w:r>
-      <w:r>
-        <w:t xml:space="preserve"> 0.80 </w:t>
+        <w:t>）两个参数正交扫描时的拥堵风险概率。结果表明，系统拥堵风险并非随参数线性变化，而是存在明显的容量临界区。当通道数不足（如</w:t>
+      </w:r>
+      <w:r>
+        <w:t xml:space="preserve"> 32 </w:t>
+      </w:r>
+      <w:r>
+        <w:t>或</w:t>
+      </w:r>
+      <w:r>
+        <w:t xml:space="preserve"> 33 </w:t>
+      </w:r>
+      <w:r>
+        <w:t>个）时，由于基础容量严重匮乏，错峰入场难以单独消除拥堵，风险高达</w:t>
+      </w:r>
+      <w:r>
+        <w:t xml:space="preserve"> 100.0%</w:t>
+      </w:r>
+      <w:r>
+        <w:t>；当通道数接近临界容量（如</w:t>
+      </w:r>
+      <w:r>
+        <w:t xml:space="preserve"> 36 </w:t>
+      </w:r>
+      <w:r>
+        <w:t>个）时，系统处于高度敏感状态，到达集中度的小幅上升（如从</w:t>
+      </w:r>
+      <w:r>
+        <w:t xml:space="preserve"> 1.00 </w:t>
       </w:r>
       <w:r>
         <w:t>升至</w:t>
       </w:r>
       <w:r>
-        <w:t xml:space="preserve"> 1.60 </w:t>
-      </w:r>
-      <w:r>
-        <w:t>时，即使通道数保持在较高水平（</w:t>
-      </w:r>
-      <w:r>
-        <w:t xml:space="preserve">50 </w:t>
-      </w:r>
-      <w:r>
-        <w:t>个），拥堵风险仍可从接近</w:t>
-      </w:r>
-      <w:r>
-        <w:t xml:space="preserve"> 0% </w:t>
-      </w:r>
-      <w:r>
-        <w:t>升至</w:t>
-      </w:r>
-      <w:r>
-        <w:t xml:space="preserve"> 40% </w:t>
-      </w:r>
-      <w:r>
-        <w:t>以上。这一规律揭示了</w:t>
-      </w:r>
-      <w:r>
-        <w:t>'</w:t>
+        <w:t xml:space="preserve"> 1.20 </w:t>
+      </w:r>
+      <w:r>
+        <w:t>再到</w:t>
+      </w:r>
+      <w:r>
+        <w:t xml:space="preserve"> 1.40</w:t>
+      </w:r>
+      <w:r>
+        <w:t>）会导致拥堵概率从</w:t>
+      </w:r>
+      <w:r>
+        <w:t xml:space="preserve"> 0.0% </w:t>
+      </w:r>
+      <w:r>
+        <w:t>跃升至</w:t>
+      </w:r>
+      <w:r>
+        <w:t xml:space="preserve"> 26.7%</w:t>
+      </w:r>
+      <w:r>
+        <w:t>（热力图中向上取整显示为</w:t>
+      </w:r>
+      <w:r>
+        <w:t xml:space="preserve"> 27%</w:t>
+      </w:r>
+      <w:r>
+        <w:t>），再急剧升至</w:t>
+      </w:r>
+      <w:r>
+        <w:t xml:space="preserve"> 91.7%</w:t>
+      </w:r>
+      <w:r>
+        <w:t>（热力图中显示为</w:t>
+      </w:r>
+      <w:r>
+        <w:t xml:space="preserve"> 92%</w:t>
+      </w:r>
+      <w:r>
+        <w:t>），这极为直观地展示了到达集中度对拥堵排队系统的决定性影响；而当通道数达到足够冗余水平（如</w:t>
+      </w:r>
+      <w:r>
+        <w:t xml:space="preserve"> 38 </w:t>
+      </w:r>
+      <w:r>
+        <w:t>个）时，即使高集中度到达也能被系统吸收，在本次蒙特卡洛模拟中各集中度下均未观察到超过阈值的拥堵事件。这一规律揭示了</w:t>
+      </w:r>
+      <w:r>
+        <w:t>“</w:t>
       </w:r>
       <w:r>
         <w:t>错峰入场</w:t>
       </w:r>
       <w:r>
-        <w:t>'</w:t>
-      </w:r>
-      <w:r>
-        <w:t>的优先级应高于</w:t>
-      </w:r>
-      <w:r>
-        <w:t>'</w:t>
-      </w:r>
-      <w:r>
-        <w:t>单纯扩充通道</w:t>
-      </w:r>
-      <w:r>
-        <w:t>'</w:t>
-      </w:r>
-      <w:r>
-        <w:t>：通过票面分时、预约入场等方式压低集中度，可以在不增加任何硬件成本的前提下大幅降低拥堵风险。两项措施配合使用时（组合优化方案），效果最为显著。</w:t>
+        <w:t>”</w:t>
+      </w:r>
+      <w:r>
+        <w:t>与</w:t>
+      </w:r>
+      <w:r>
+        <w:t>“</w:t>
+      </w:r>
+      <w:r>
+        <w:t>通道冗余</w:t>
+      </w:r>
+      <w:r>
+        <w:t>”</w:t>
+      </w:r>
+      <w:r>
+        <w:t>结合使用的最优设计思路：最优策略并不是单纯增加通道或单纯错峰，而是在保证基本服务容量的前提下，通过错峰入场降低峰值冲击。</w:t>
       </w:r>
     </w:p>
     <w:p>
@@ -5545,7 +5599,7 @@
         </w:rPr>
         <w:lastRenderedPageBreak/>
         <w:drawing>
-          <wp:inline distT="0" distB="0" distL="0" distR="0" wp14:anchorId="040F5FF5" wp14:editId="5CE0DB92">
+          <wp:inline distT="0" distB="0" distL="0" distR="0" wp14:anchorId="3D1B8599" wp14:editId="63E11772">
             <wp:extent cx="5394960" cy="3160293"/>
             <wp:effectExtent l="0" t="0" r="0" b="0"/>
             <wp:docPr id="3" name="Picture 3"/>
@@ -5720,7 +5774,7 @@
         </w:rPr>
         <w:lastRenderedPageBreak/>
         <w:drawing>
-          <wp:inline distT="0" distB="0" distL="0" distR="0" wp14:anchorId="39545844" wp14:editId="73CAF594">
+          <wp:inline distT="0" distB="0" distL="0" distR="0" wp14:anchorId="4D4D5A96" wp14:editId="2B991518">
             <wp:extent cx="5394960" cy="3160293"/>
             <wp:effectExtent l="0" t="0" r="0" b="0"/>
             <wp:docPr id="4" name="Picture 4"/>
@@ -8346,31 +8400,31 @@
       </w:rPr>
     </w:lvl>
   </w:abstractNum>
-  <w:num w:numId="1" w16cid:durableId="2064476048">
+  <w:num w:numId="1" w16cid:durableId="717971013">
     <w:abstractNumId w:val="8"/>
   </w:num>
-  <w:num w:numId="2" w16cid:durableId="2101757069">
+  <w:num w:numId="2" w16cid:durableId="903103286">
     <w:abstractNumId w:val="6"/>
   </w:num>
-  <w:num w:numId="3" w16cid:durableId="377707690">
+  <w:num w:numId="3" w16cid:durableId="663708597">
     <w:abstractNumId w:val="5"/>
   </w:num>
-  <w:num w:numId="4" w16cid:durableId="338704933">
+  <w:num w:numId="4" w16cid:durableId="1182548094">
     <w:abstractNumId w:val="4"/>
   </w:num>
-  <w:num w:numId="5" w16cid:durableId="1358435088">
+  <w:num w:numId="5" w16cid:durableId="1882277588">
     <w:abstractNumId w:val="7"/>
   </w:num>
-  <w:num w:numId="6" w16cid:durableId="1499150006">
+  <w:num w:numId="6" w16cid:durableId="1644191290">
     <w:abstractNumId w:val="3"/>
   </w:num>
-  <w:num w:numId="7" w16cid:durableId="92090362">
+  <w:num w:numId="7" w16cid:durableId="904297856">
     <w:abstractNumId w:val="2"/>
   </w:num>
-  <w:num w:numId="8" w16cid:durableId="1754233321">
+  <w:num w:numId="8" w16cid:durableId="1852258127">
     <w:abstractNumId w:val="1"/>
   </w:num>
-  <w:num w:numId="9" w16cid:durableId="322898638">
+  <w:num w:numId="9" w16cid:durableId="1218006911">
     <w:abstractNumId w:val="0"/>
   </w:num>
 </w:numbering>
